--- a/.tmp-docx/优化版.docx
+++ b/.tmp-docx/优化版.docx
@@ -91,7 +91,7 @@
           <w:sz w:val="20"/>
           <w:szCs w:val="20"/>
         </w:rPr>
-        <w:t xml:space="preserve">📅 32 岁 ｜ 👤 男 ｜ 💼 6年经验 ｜ 🎯 AI 应用开发工程师 ｜ 🎓 本科 · 华南师范大学（人力资源管理）｜ 💰 期望薪资：面议</w:t>
+        <w:t xml:space="preserve">📅 32 岁 ｜ 👤 男 ｜ 💼 6年经验 ｜ 🎯 AI 应用开发工程师 ｜ 🎓 本科 · 华南师范大学｜ 💰 期望薪资：面议</w:t>
       </w:r>
     </w:p>
     <w:p>
@@ -742,6 +742,70 @@
           <w:szCs w:val="26"/>
         </w:rPr>
         <w:t xml:space="preserve">工作经历</w:t>
+      </w:r>
+    </w:p>
+    <w:p>
+      <w:pPr>
+        <w:keepNext/>
+        <w:spacing w:after="60" w:before="60"/>
+      </w:pPr>
+      <w:r>
+        <w:rPr>
+          <w:rFonts w:ascii="Calibri" w:cs="Calibri" w:eastAsia="Microsoft YaHei" w:hAnsi="Calibri"/>
+          <w:b/>
+          <w:bCs/>
+          <w:sz w:val="21"/>
+          <w:szCs w:val="21"/>
+        </w:rPr>
+        <w:t xml:space="preserve">粤运交通股份有限公司</w:t>
+      </w:r>
+      <w:r>
+        <w:rPr>
+          <w:rFonts w:ascii="Calibri" w:cs="Calibri" w:eastAsia="Microsoft YaHei" w:hAnsi="Calibri"/>
+          <w:sz w:val="21"/>
+          <w:szCs w:val="21"/>
+        </w:rPr>
+        <w:t xml:space="preserve"> ｜ </w:t>
+      </w:r>
+      <w:r>
+        <w:rPr>
+          <w:rFonts w:ascii="Calibri" w:cs="Calibri" w:eastAsia="Microsoft YaHei" w:hAnsi="Calibri"/>
+          <w:b/>
+          <w:bCs/>
+          <w:sz w:val="21"/>
+          <w:szCs w:val="21"/>
+        </w:rPr>
+        <w:t xml:space="preserve">信息部 / 产品需求调研</w:t>
+      </w:r>
+      <w:r>
+        <w:rPr>
+          <w:rFonts w:ascii="Calibri" w:cs="Calibri" w:eastAsia="Microsoft YaHei" w:hAnsi="Calibri"/>
+          <w:sz w:val="21"/>
+          <w:szCs w:val="21"/>
+        </w:rPr>
+        <w:t xml:space="preserve"> ｜ 2017.11 - 2020.07</w:t>
+      </w:r>
+    </w:p>
+    <w:p>
+      <w:pPr>
+        <w:spacing w:after="40"/>
+        <w:ind w:left="288"/>
+      </w:pPr>
+      <w:r>
+        <w:rPr>
+          <w:rFonts w:ascii="Calibri" w:cs="Calibri" w:eastAsia="Microsoft YaHei" w:hAnsi="Calibri"/>
+          <w:sz w:val="21"/>
+          <w:szCs w:val="21"/>
+        </w:rPr>
+        <w:t xml:space="preserve">• </w:t>
+      </w:r>
+      <w:r>
+        <w:rPr>
+          <w:rFonts w:ascii="Calibri" w:cs="Calibri" w:eastAsia="Microsoft YaHei" w:hAnsi="Calibri"/>
+          <w:sz w:val="21"/>
+          <w:szCs w:val="21"/>
+        </w:rPr>
+        <w:t xml:space="preserve">对通驿公司的零售系统进行前期调研，推动零售业务系统升级替换</w:t>
       </w:r>
     </w:p>
     <w:p>
@@ -909,7 +973,7 @@
           <w:sz w:val="21"/>
           <w:szCs w:val="21"/>
         </w:rPr>
-        <w:t xml:space="preserve">JDK 17、Spring Boot 3.x、Spring AI Alibaba、DashScope（Qwen / DeepSeek）、Milvus、Elasticsearch、MySQL、Redis、RocketMQ、XXL-Job、Nacos、Sa-Token、WebFlux、SSE、Docker、Nginx</w:t>
+        <w:t xml:space="preserve">Spring Boot 、Spring AI Alibaba、DashScope（Qwen / DeepSeek）、Milvus、Elasticsearch、MySQL、Redis、RocketMQ、XXL-Job、Nacos、Sa-Token、WebFlux、Docker、Nginx</w:t>
       </w:r>
     </w:p>
     <w:p>
@@ -1710,7 +1774,7 @@
           <w:sz w:val="21"/>
           <w:szCs w:val="21"/>
         </w:rPr>
-        <w:t xml:space="preserve">Spring Boot、Spring Cloud Alibaba、Nacos、Gateway、OpenFeign、Sentinel、RabbitMQ、Redis、XXL-Job、MyBatis-Plus、MySQL、ClickHouse、Spring AI、Milvus、Git、Apifox</w:t>
+        <w:t xml:space="preserve">Spring Boot、Spring Cloud Alibaba、Nacos、Gateway、OpenFeign、Sentinel、RabbitMQ、Redis、XXL-Job、MyBatis-Plus、MySQL、ClickHouse、Spring AI、Milvus</w:t>
       </w:r>
     </w:p>
     <w:p>
@@ -2156,7 +2220,7 @@
           <w:sz w:val="21"/>
           <w:szCs w:val="21"/>
         </w:rPr>
-        <w:t xml:space="preserve">JDK 11、Spring Boot 2.7+、Spring Cloud Alibaba、Dubbo 3、Nacos、Spring Cloud Gateway、Sentinel、MyBatis-Plus、MySQL、Redis、Redisson、RabbitMQ、Elasticsearch、XXL-Job、OSS、Docker</w:t>
+        <w:t xml:space="preserve">Spring Boot 、Spring Cloud Alibaba、Dubbo 3、Nacos、Spring Cloud Gateway、Sentinel、MyBatis-Plus、MySQL、Redis、Redisson、RabbitMQ、Elasticsearch、XXL-Job、OSS、Docker</w:t>
       </w:r>
     </w:p>
     <w:p>
@@ -2259,7 +2323,7 @@
           <w:sz w:val="21"/>
           <w:szCs w:val="21"/>
         </w:rPr>
-        <w:t xml:space="preserve">8,000+ QPS</w:t>
+        <w:t xml:space="preserve">1,000+ QPS</w:t>
       </w:r>
       <w:r>
         <w:rPr>
